--- a/docs/pruebas/Informe de pruebas unitarias (SP7).docx
+++ b/docs/pruebas/Informe de pruebas unitarias (SP7).docx
@@ -2128,7 +2128,7 @@
                 <w:sz w:val="20"/>
                 <w:szCs w:val="20"/>
               </w:rPr>
-              <w:t xml:space="preserve">21</w:t>
+              <w:t xml:space="preserve">22</w:t>
             </w:r>
           </w:p>
         </w:tc>
@@ -2237,78 +2237,7 @@
                 <w:sz w:val="20"/>
                 <w:szCs w:val="20"/>
               </w:rPr>
-              <w:t xml:space="preserve">Pendientes (posible bug documentado)</w:t>
-            </w:r>
-          </w:p>
-        </w:tc>
-        <w:tc>
-          <w:tcPr>
-            <w:tcW w:type="dxa" w:w="4160"/>
-            <w:tcBorders>
-              <w:top w:val="single" w:color="C4C7C5" w:sz="6"/>
-              <w:left w:val="single" w:color="C4C7C5" w:sz="6"/>
-              <w:bottom w:val="single" w:color="C4C7C5" w:sz="6"/>
-              <w:right w:val="single" w:color="C4C7C5" w:sz="6"/>
-            </w:tcBorders>
-            <w:tcMar>
-              <w:top w:type="dxa" w:w="100"/>
-              <w:left w:type="dxa" w:w="160"/>
-              <w:bottom w:type="dxa" w:w="100"/>
-              <w:right w:type="dxa" w:w="160"/>
-            </w:tcMar>
-          </w:tcPr>
-          <w:p>
-            <w:pPr>
-              <w:jc w:val="left"/>
-            </w:pPr>
-            <w:r>
-              <w:rPr>
-                <w:rFonts w:ascii="Google Sans" w:cs="Google Sans" w:eastAsia="Google Sans" w:hAnsi="Google Sans"/>
-                <w:b w:val="false"/>
-                <w:bCs w:val="false"/>
-                <w:color w:val="1F1F1F"/>
-                <w:sz w:val="20"/>
-                <w:szCs w:val="20"/>
-              </w:rPr>
-              <w:t xml:space="preserve">1</w:t>
-            </w:r>
-          </w:p>
-        </w:tc>
-      </w:tr>
-      <w:tr>
-        <w:trPr>
-          <w:cantSplit/>
-        </w:trPr>
-        <w:tc>
-          <w:tcPr>
-            <w:tcW w:type="dxa" w:w="5200"/>
-            <w:tcBorders>
-              <w:top w:val="single" w:color="C4C7C5" w:sz="6"/>
-              <w:left w:val="single" w:color="C4C7C5" w:sz="6"/>
-              <w:bottom w:val="single" w:color="C4C7C5" w:sz="6"/>
-              <w:right w:val="single" w:color="C4C7C5" w:sz="6"/>
-            </w:tcBorders>
-            <w:tcMar>
-              <w:top w:type="dxa" w:w="100"/>
-              <w:left w:type="dxa" w:w="160"/>
-              <w:bottom w:type="dxa" w:w="100"/>
-              <w:right w:type="dxa" w:w="160"/>
-            </w:tcMar>
-          </w:tcPr>
-          <w:p>
-            <w:pPr>
-              <w:jc w:val="left"/>
-            </w:pPr>
-            <w:r>
-              <w:rPr>
-                <w:rFonts w:ascii="Google Sans" w:cs="Google Sans" w:eastAsia="Google Sans" w:hAnsi="Google Sans"/>
-                <w:b w:val="false"/>
-                <w:bCs w:val="false"/>
-                <w:color w:val="1F1F1F"/>
-                <w:sz w:val="20"/>
-                <w:szCs w:val="20"/>
-              </w:rPr>
-              <w:t xml:space="preserve">% de aprobación (sin contar los pendientes)</w:t>
+              <w:t xml:space="preserve">% de aprobación</w:t>
             </w:r>
           </w:p>
         </w:tc>
@@ -3529,7 +3458,7 @@
                 <w:sz w:val="20"/>
                 <w:szCs w:val="20"/>
               </w:rPr>
-              <w:t xml:space="preserve">50%</w:t>
+              <w:t xml:space="preserve">52%</w:t>
             </w:r>
           </w:p>
         </w:tc>
@@ -3562,7 +3491,7 @@
                 <w:sz w:val="20"/>
                 <w:szCs w:val="20"/>
               </w:rPr>
-              <w:t xml:space="preserve">33%</w:t>
+              <w:t xml:space="preserve">36%</w:t>
             </w:r>
           </w:p>
         </w:tc>
@@ -7539,48 +7468,12 @@
                 <w:sz w:val="20"/>
                 <w:szCs w:val="20"/>
               </w:rPr>
-              <w:t xml:space="preserve">Pendiente</w:t>
+              <w:t xml:space="preserve">Aprobada</w:t>
             </w:r>
           </w:p>
         </w:tc>
       </w:tr>
     </w:tbl>
-    <w:p>
-      <w:pPr>
-        <w:pStyle w:val="Heading2"/>
-        <w:spacing w:after="160" w:before="360"/>
-      </w:pPr>
-      <w:r>
-        <w:rPr>
-          <w:rFonts w:ascii="Google Sans" w:cs="Google Sans" w:eastAsia="Google Sans" w:hAnsi="Google Sans"/>
-          <w:b/>
-          <w:bCs/>
-          <w:color w:val="1F1F1F"/>
-          <w:sz w:val="30"/>
-          <w:szCs w:val="30"/>
-        </w:rPr>
-        <w:t xml:space="preserve">Hallazgos</w:t>
-      </w:r>
-    </w:p>
-    <w:p>
-      <w:pPr>
-        <w:pStyle w:val="ListParagraph"/>
-        <w:numPr>
-          <w:ilvl w:val="0"/>
-          <w:numId w:val="2"/>
-        </w:numPr>
-        <w:spacing w:after="80" w:line="276"/>
-      </w:pPr>
-      <w:r>
-        <w:rPr>
-          <w:rFonts w:ascii="Google Sans" w:cs="Google Sans" w:eastAsia="Google Sans" w:hAnsi="Google Sans"/>
-          <w:color w:val="1F1F1F"/>
-          <w:sz w:val="21"/>
-          <w:szCs w:val="21"/>
-        </w:rPr>
-        <w:t xml:space="preserve">S7-22: posible bug: LogroService.crear no comprueba que cursoId sea de la organización del logro; _asegurarAlcance solo frena el caso genérico (services/logroService.js:205 y :261-265; igual en actualizar, :275)</w:t>
-      </w:r>
-    </w:p>
     <w:p>
       <w:pPr>
         <w:pStyle w:val="Heading2"/>
